--- a/小野町_引継ぎ_整理済/19_打合せ/小野町_打合せ次第_20261005.docx
+++ b/小野町_引継ぎ_整理済/19_打合せ/小野町_打合せ次第_20261005.docx
@@ -321,6 +321,7 @@
     </w:p>
     <w:p>
       <w:pPr>
+        <w:pStyle w:val="Heading1"/>
         <w:keepNext/>
         <w:spacing w:before="240" w:after="100"/>
       </w:pPr>
@@ -1169,6 +1170,7 @@
     </w:p>
     <w:p>
       <w:pPr>
+        <w:pStyle w:val="Heading1"/>
         <w:keepNext/>
         <w:spacing w:before="240" w:after="100"/>
       </w:pPr>
@@ -2016,6 +2018,7 @@
     </w:p>
     <w:p>
       <w:pPr>
+        <w:pStyle w:val="Heading1"/>
         <w:keepNext/>
         <w:spacing w:before="240" w:after="100"/>
       </w:pPr>
@@ -3446,6 +3449,7 @@
     </w:p>
     <w:p>
       <w:pPr>
+        <w:pStyle w:val="Heading1"/>
         <w:keepNext/>
         <w:spacing w:before="240" w:after="100"/>
       </w:pPr>
@@ -5597,6 +5601,7 @@
     <w:rPr>
       <w:rFonts w:ascii="游ゴシック" w:hAnsi="游ゴシック" w:eastAsia="游ゴシック"/>
       <w:sz w:val="21"/>
+      <w:lang w:val="en-US" w:eastAsia="ja-JP"/>
     </w:rPr>
   </w:style>
   <w:style w:type="paragraph" w:styleId="Header">
@@ -5654,15 +5659,17 @@
     <w:pPr>
       <w:keepNext/>
       <w:keepLines/>
-      <w:spacing w:before="480" w:after="0"/>
+      <w:spacing w:before="240" w:after="100"/>
+      <w:ind w:left="0" w:firstLine="0"/>
       <w:outlineLvl w:val="0"/>
     </w:pPr>
     <w:rPr>
-      <w:rFonts w:asciiTheme="majorHAnsi" w:eastAsiaTheme="majorEastAsia" w:hAnsiTheme="majorHAnsi" w:cstheme="majorBidi"/>
+      <w:rFonts w:asciiTheme="majorHAnsi" w:eastAsiaTheme="majorEastAsia" w:hAnsiTheme="majorHAnsi" w:cstheme="majorBidi" w:ascii="游ゴシック" w:hAnsi="游ゴシック" w:eastAsia="游ゴシック"/>
       <w:b/>
       <w:bCs/>
-      <w:color w:val="365F91" w:themeColor="accent1" w:themeShade="BF"/>
-      <w:sz w:val="28"/>
+      <w:i w:val="0"/>
+      <w:color w:val="2E74B5"/>
+      <w:sz w:val="30"/>
       <w:szCs w:val="28"/>
     </w:rPr>
   </w:style>
@@ -5678,15 +5685,17 @@
     <w:pPr>
       <w:keepNext/>
       <w:keepLines/>
-      <w:spacing w:before="200" w:after="0"/>
+      <w:spacing w:before="180" w:after="100"/>
+      <w:ind w:left="0" w:firstLine="0"/>
       <w:outlineLvl w:val="1"/>
     </w:pPr>
     <w:rPr>
-      <w:rFonts w:asciiTheme="majorHAnsi" w:eastAsiaTheme="majorEastAsia" w:hAnsiTheme="majorHAnsi" w:cstheme="majorBidi"/>
+      <w:rFonts w:asciiTheme="majorHAnsi" w:eastAsiaTheme="majorEastAsia" w:hAnsiTheme="majorHAnsi" w:cstheme="majorBidi" w:ascii="游ゴシック" w:hAnsi="游ゴシック" w:eastAsia="游ゴシック"/>
       <w:b/>
       <w:bCs/>
-      <w:color w:val="4F81BD" w:themeColor="accent1"/>
-      <w:sz w:val="26"/>
+      <w:i w:val="0"/>
+      <w:color w:val="2E74B5"/>
+      <w:sz w:val="25"/>
       <w:szCs w:val="26"/>
     </w:rPr>
   </w:style>
@@ -5702,14 +5711,17 @@
     <w:pPr>
       <w:keepNext/>
       <w:keepLines/>
-      <w:spacing w:before="200" w:after="0"/>
+      <w:spacing w:before="180" w:after="80"/>
+      <w:ind w:left="0" w:firstLine="0"/>
       <w:outlineLvl w:val="2"/>
     </w:pPr>
     <w:rPr>
-      <w:rFonts w:asciiTheme="majorHAnsi" w:eastAsiaTheme="majorEastAsia" w:hAnsiTheme="majorHAnsi" w:cstheme="majorBidi"/>
+      <w:rFonts w:asciiTheme="majorHAnsi" w:eastAsiaTheme="majorEastAsia" w:hAnsiTheme="majorHAnsi" w:cstheme="majorBidi" w:ascii="游ゴシック" w:hAnsi="游ゴシック" w:eastAsia="游ゴシック"/>
       <w:b/>
       <w:bCs/>
-      <w:color w:val="4F81BD" w:themeColor="accent1"/>
+      <w:i w:val="0"/>
+      <w:color w:val="1F4D78"/>
+      <w:sz w:val="22"/>
     </w:rPr>
   </w:style>
   <w:style w:type="paragraph" w:styleId="Heading4">

--- a/小野町_引継ぎ_整理済/19_打合せ/小野町_打合せ次第_20261005.docx
+++ b/小野町_引継ぎ_整理済/19_打合せ/小野町_打合せ次第_20261005.docx
@@ -237,6 +237,7 @@
           </w:tcPr>
           <w:p>
             <w:pPr>
+              <w:keepNext/>
               <w:spacing w:before="20" w:after="20"/>
             </w:pPr>
             <w:r>
@@ -257,6 +258,7 @@
           </w:tcPr>
           <w:p>
             <w:pPr>
+              <w:keepNext/>
               <w:spacing w:before="20" w:after="20"/>
             </w:pPr>
             <w:r>

--- a/小野町_引継ぎ_整理済/19_打合せ/小野町_打合せ次第_20261005.docx
+++ b/小野町_引継ぎ_整理済/19_打合せ/小野町_打合せ次第_20261005.docx
@@ -980,6 +980,7 @@
           </w:tcPr>
           <w:p>
             <w:pPr>
+              <w:keepNext/>
               <w:spacing w:before="20" w:after="20"/>
             </w:pPr>
             <w:r>
@@ -1000,6 +1001,7 @@
           </w:tcPr>
           <w:p>
             <w:pPr>
+              <w:keepNext/>
               <w:spacing w:before="20" w:after="20"/>
             </w:pPr>
             <w:r>
@@ -1020,6 +1022,7 @@
           </w:tcPr>
           <w:p>
             <w:pPr>
+              <w:keepNext/>
               <w:spacing w:before="20" w:after="20"/>
               <w:jc w:val="right"/>
             </w:pPr>
@@ -1041,6 +1044,7 @@
           </w:tcPr>
           <w:p>
             <w:pPr>
+              <w:keepNext/>
               <w:spacing w:before="20" w:after="20"/>
               <w:jc w:val="right"/>
             </w:pPr>
@@ -1864,6 +1868,7 @@
           </w:tcPr>
           <w:p>
             <w:pPr>
+              <w:keepNext/>
               <w:spacing w:before="20" w:after="20"/>
             </w:pPr>
             <w:r>
@@ -1884,6 +1889,7 @@
           </w:tcPr>
           <w:p>
             <w:pPr>
+              <w:keepNext/>
               <w:spacing w:before="20" w:after="20"/>
             </w:pPr>
             <w:r>
@@ -1904,6 +1910,7 @@
           </w:tcPr>
           <w:p>
             <w:pPr>
+              <w:keepNext/>
               <w:spacing w:before="20" w:after="20"/>
             </w:pPr>
             <w:r>

--- a/小野町_引継ぎ_整理済/19_打合せ/小野町_打合せ次第_20261005.docx
+++ b/小野町_引継ぎ_整理済/19_打合せ/小野町_打合せ次第_20261005.docx
@@ -3495,15 +3495,15 @@
         </w:tblCellMar>
       </w:tblPr>
       <w:tblGrid>
-        <w:gridCol w:w="1138"/>
-        <w:gridCol w:w="2244"/>
-        <w:gridCol w:w="1247"/>
-        <w:gridCol w:w="5122"/>
+        <w:gridCol w:w="1137"/>
+        <w:gridCol w:w="2237"/>
+        <w:gridCol w:w="1246"/>
+        <w:gridCol w:w="5131"/>
       </w:tblGrid>
       <w:tr>
         <w:tc>
           <w:tcPr>
-            <w:tcW w:type="dxa" w:w="1138"/>
+            <w:tcW w:type="dxa" w:w="1137"/>
             <w:shd w:val="clear" w:fill="1F3864"/>
             <w:vAlign w:val="center"/>
           </w:tcPr>
@@ -3526,7 +3526,7 @@
         </w:tc>
         <w:tc>
           <w:tcPr>
-            <w:tcW w:type="dxa" w:w="2244"/>
+            <w:tcW w:type="dxa" w:w="2237"/>
             <w:shd w:val="clear" w:fill="1F3864"/>
             <w:vAlign w:val="center"/>
           </w:tcPr>
@@ -3549,7 +3549,7 @@
         </w:tc>
         <w:tc>
           <w:tcPr>
-            <w:tcW w:type="dxa" w:w="1247"/>
+            <w:tcW w:type="dxa" w:w="1246"/>
             <w:shd w:val="clear" w:fill="1F3864"/>
             <w:vAlign w:val="center"/>
           </w:tcPr>
@@ -3572,7 +3572,7 @@
         </w:tc>
         <w:tc>
           <w:tcPr>
-            <w:tcW w:type="dxa" w:w="5122"/>
+            <w:tcW w:type="dxa" w:w="5131"/>
             <w:shd w:val="clear" w:fill="1F3864"/>
             <w:vAlign w:val="center"/>
           </w:tcPr>
@@ -3597,7 +3597,7 @@
       <w:tr>
         <w:tc>
           <w:tcPr>
-            <w:tcW w:type="dxa" w:w="1138"/>
+            <w:tcW w:type="dxa" w:w="1137"/>
             <w:vAlign w:val="center"/>
           </w:tcPr>
           <w:p>
@@ -3617,7 +3617,7 @@
         </w:tc>
         <w:tc>
           <w:tcPr>
-            <w:tcW w:type="dxa" w:w="2244"/>
+            <w:tcW w:type="dxa" w:w="2237"/>
             <w:vAlign w:val="center"/>
           </w:tcPr>
           <w:p>
@@ -3637,7 +3637,7 @@
         </w:tc>
         <w:tc>
           <w:tcPr>
-            <w:tcW w:type="dxa" w:w="1247"/>
+            <w:tcW w:type="dxa" w:w="1246"/>
             <w:vAlign w:val="center"/>
           </w:tcPr>
           <w:p>
@@ -3657,7 +3657,7 @@
         </w:tc>
         <w:tc>
           <w:tcPr>
-            <w:tcW w:type="dxa" w:w="5122"/>
+            <w:tcW w:type="dxa" w:w="5131"/>
             <w:vAlign w:val="center"/>
           </w:tcPr>
           <w:p>
@@ -3679,7 +3679,7 @@
       <w:tr>
         <w:tc>
           <w:tcPr>
-            <w:tcW w:type="dxa" w:w="1138"/>
+            <w:tcW w:type="dxa" w:w="1137"/>
             <w:vAlign w:val="center"/>
           </w:tcPr>
           <w:p>
@@ -3699,7 +3699,7 @@
         </w:tc>
         <w:tc>
           <w:tcPr>
-            <w:tcW w:type="dxa" w:w="2244"/>
+            <w:tcW w:type="dxa" w:w="2237"/>
             <w:vAlign w:val="center"/>
           </w:tcPr>
           <w:p>
@@ -3719,7 +3719,7 @@
         </w:tc>
         <w:tc>
           <w:tcPr>
-            <w:tcW w:type="dxa" w:w="1247"/>
+            <w:tcW w:type="dxa" w:w="1246"/>
             <w:vAlign w:val="center"/>
           </w:tcPr>
           <w:p>
@@ -3739,7 +3739,7 @@
         </w:tc>
         <w:tc>
           <w:tcPr>
-            <w:tcW w:type="dxa" w:w="5122"/>
+            <w:tcW w:type="dxa" w:w="5131"/>
             <w:vAlign w:val="center"/>
           </w:tcPr>
           <w:p>
@@ -3761,7 +3761,7 @@
       <w:tr>
         <w:tc>
           <w:tcPr>
-            <w:tcW w:type="dxa" w:w="1138"/>
+            <w:tcW w:type="dxa" w:w="1137"/>
             <w:vAlign w:val="center"/>
           </w:tcPr>
           <w:p>
@@ -3781,7 +3781,7 @@
         </w:tc>
         <w:tc>
           <w:tcPr>
-            <w:tcW w:type="dxa" w:w="2244"/>
+            <w:tcW w:type="dxa" w:w="2237"/>
             <w:vAlign w:val="center"/>
           </w:tcPr>
           <w:p>
@@ -3801,7 +3801,7 @@
         </w:tc>
         <w:tc>
           <w:tcPr>
-            <w:tcW w:type="dxa" w:w="1247"/>
+            <w:tcW w:type="dxa" w:w="1246"/>
             <w:vAlign w:val="center"/>
           </w:tcPr>
           <w:p>
@@ -3821,7 +3821,7 @@
         </w:tc>
         <w:tc>
           <w:tcPr>
-            <w:tcW w:type="dxa" w:w="5122"/>
+            <w:tcW w:type="dxa" w:w="5131"/>
             <w:vAlign w:val="center"/>
           </w:tcPr>
           <w:p>
@@ -3843,7 +3843,7 @@
       <w:tr>
         <w:tc>
           <w:tcPr>
-            <w:tcW w:type="dxa" w:w="1138"/>
+            <w:tcW w:type="dxa" w:w="1137"/>
             <w:vAlign w:val="center"/>
           </w:tcPr>
           <w:p>
@@ -3863,7 +3863,7 @@
         </w:tc>
         <w:tc>
           <w:tcPr>
-            <w:tcW w:type="dxa" w:w="2244"/>
+            <w:tcW w:type="dxa" w:w="2237"/>
             <w:vAlign w:val="center"/>
           </w:tcPr>
           <w:p>
@@ -3883,7 +3883,7 @@
         </w:tc>
         <w:tc>
           <w:tcPr>
-            <w:tcW w:type="dxa" w:w="1247"/>
+            <w:tcW w:type="dxa" w:w="1246"/>
             <w:vAlign w:val="center"/>
           </w:tcPr>
           <w:p>
@@ -3903,7 +3903,7 @@
         </w:tc>
         <w:tc>
           <w:tcPr>
-            <w:tcW w:type="dxa" w:w="5122"/>
+            <w:tcW w:type="dxa" w:w="5131"/>
             <w:vAlign w:val="center"/>
           </w:tcPr>
           <w:p>
@@ -3925,7 +3925,7 @@
       <w:tr>
         <w:tc>
           <w:tcPr>
-            <w:tcW w:type="dxa" w:w="1138"/>
+            <w:tcW w:type="dxa" w:w="1137"/>
             <w:vAlign w:val="center"/>
           </w:tcPr>
           <w:p>
@@ -3945,7 +3945,7 @@
         </w:tc>
         <w:tc>
           <w:tcPr>
-            <w:tcW w:type="dxa" w:w="2244"/>
+            <w:tcW w:type="dxa" w:w="2237"/>
             <w:vAlign w:val="center"/>
           </w:tcPr>
           <w:p>
@@ -3965,7 +3965,7 @@
         </w:tc>
         <w:tc>
           <w:tcPr>
-            <w:tcW w:type="dxa" w:w="1247"/>
+            <w:tcW w:type="dxa" w:w="1246"/>
             <w:vAlign w:val="center"/>
           </w:tcPr>
           <w:p>
@@ -3985,7 +3985,7 @@
         </w:tc>
         <w:tc>
           <w:tcPr>
-            <w:tcW w:type="dxa" w:w="5122"/>
+            <w:tcW w:type="dxa" w:w="5131"/>
             <w:vAlign w:val="center"/>
           </w:tcPr>
           <w:p>
@@ -4007,7 +4007,7 @@
       <w:tr>
         <w:tc>
           <w:tcPr>
-            <w:tcW w:type="dxa" w:w="1138"/>
+            <w:tcW w:type="dxa" w:w="1137"/>
             <w:vAlign w:val="center"/>
           </w:tcPr>
           <w:p>
@@ -4027,7 +4027,7 @@
         </w:tc>
         <w:tc>
           <w:tcPr>
-            <w:tcW w:type="dxa" w:w="2244"/>
+            <w:tcW w:type="dxa" w:w="2237"/>
             <w:vAlign w:val="center"/>
           </w:tcPr>
           <w:p>
@@ -4047,7 +4047,7 @@
         </w:tc>
         <w:tc>
           <w:tcPr>
-            <w:tcW w:type="dxa" w:w="1247"/>
+            <w:tcW w:type="dxa" w:w="1246"/>
             <w:vAlign w:val="center"/>
           </w:tcPr>
           <w:p>
@@ -4067,7 +4067,7 @@
         </w:tc>
         <w:tc>
           <w:tcPr>
-            <w:tcW w:type="dxa" w:w="5122"/>
+            <w:tcW w:type="dxa" w:w="5131"/>
             <w:vAlign w:val="center"/>
           </w:tcPr>
           <w:p>
@@ -4081,7 +4081,7 @@
                 <w:i w:val="0"/>
                 <w:sz w:val="17"/>
               </w:rPr>
-              <w:t>第8版。第7版（9月29日）で、お預かりした調査結果報告書の原本（104頁）と集計値を1件ずつ突き合わせ、認知症の設問の項目名（54.1％）を訂正した。</w:t>
+              <w:t>第8版。第7版（9月29日）で、お預かりした調査結果報告書の原本（104頁）と集計値を1件ずつ突き合わせ、認知症の設問の項目名（54.1％）を原本に合わせた。</w:t>
             </w:r>
             <w:r>
               <w:rPr>
@@ -4134,7 +4134,7 @@
       <w:tr>
         <w:tc>
           <w:tcPr>
-            <w:tcW w:type="dxa" w:w="1138"/>
+            <w:tcW w:type="dxa" w:w="1137"/>
             <w:vAlign w:val="center"/>
           </w:tcPr>
           <w:p>
@@ -4154,7 +4154,7 @@
         </w:tc>
         <w:tc>
           <w:tcPr>
-            <w:tcW w:type="dxa" w:w="2244"/>
+            <w:tcW w:type="dxa" w:w="2237"/>
             <w:vAlign w:val="center"/>
           </w:tcPr>
           <w:p>
@@ -4174,7 +4174,7 @@
         </w:tc>
         <w:tc>
           <w:tcPr>
-            <w:tcW w:type="dxa" w:w="1247"/>
+            <w:tcW w:type="dxa" w:w="1246"/>
             <w:vAlign w:val="center"/>
           </w:tcPr>
           <w:p>
@@ -4194,7 +4194,7 @@
         </w:tc>
         <w:tc>
           <w:tcPr>
-            <w:tcW w:type="dxa" w:w="5122"/>
+            <w:tcW w:type="dxa" w:w="5131"/>
             <w:vAlign w:val="center"/>
           </w:tcPr>
           <w:p>
@@ -4216,7 +4216,7 @@
       <w:tr>
         <w:tc>
           <w:tcPr>
-            <w:tcW w:type="dxa" w:w="1138"/>
+            <w:tcW w:type="dxa" w:w="1137"/>
             <w:vAlign w:val="center"/>
           </w:tcPr>
           <w:p>
@@ -4236,7 +4236,7 @@
         </w:tc>
         <w:tc>
           <w:tcPr>
-            <w:tcW w:type="dxa" w:w="2244"/>
+            <w:tcW w:type="dxa" w:w="2237"/>
             <w:vAlign w:val="center"/>
           </w:tcPr>
           <w:p>
@@ -4256,7 +4256,7 @@
         </w:tc>
         <w:tc>
           <w:tcPr>
-            <w:tcW w:type="dxa" w:w="1247"/>
+            <w:tcW w:type="dxa" w:w="1246"/>
             <w:vAlign w:val="center"/>
           </w:tcPr>
           <w:p>
@@ -4276,7 +4276,7 @@
         </w:tc>
         <w:tc>
           <w:tcPr>
-            <w:tcW w:type="dxa" w:w="5122"/>
+            <w:tcW w:type="dxa" w:w="5131"/>
             <w:vAlign w:val="center"/>
           </w:tcPr>
           <w:p>
@@ -4299,7 +4299,7 @@
                 <w:i w:val="0"/>
                 <w:sz w:val="17"/>
               </w:rPr>
-              <w:t>第3版。9月29日に、調査結果報告書の原本との突合により認知症の設問の項目名を訂正し、報告書の食い違い3件を第2部に注記した。</w:t>
+              <w:t>第3版。9月29日に、調査結果報告書の原本と突き合わせ、認知症の設問の項目名を原本に合わせ、報告書の食い違い3件を第2部に注記した。</w:t>
             </w:r>
             <w:r>
               <w:rPr>
@@ -4316,7 +4316,7 @@
       <w:tr>
         <w:tc>
           <w:tcPr>
-            <w:tcW w:type="dxa" w:w="1138"/>
+            <w:tcW w:type="dxa" w:w="1137"/>
             <w:vAlign w:val="center"/>
           </w:tcPr>
           <w:p>
@@ -4336,7 +4336,7 @@
         </w:tc>
         <w:tc>
           <w:tcPr>
-            <w:tcW w:type="dxa" w:w="2244"/>
+            <w:tcW w:type="dxa" w:w="2237"/>
             <w:vAlign w:val="center"/>
           </w:tcPr>
           <w:p>
@@ -4356,7 +4356,7 @@
         </w:tc>
         <w:tc>
           <w:tcPr>
-            <w:tcW w:type="dxa" w:w="1247"/>
+            <w:tcW w:type="dxa" w:w="1246"/>
             <w:vAlign w:val="center"/>
           </w:tcPr>
           <w:p>
@@ -4376,7 +4376,7 @@
         </w:tc>
         <w:tc>
           <w:tcPr>
-            <w:tcW w:type="dxa" w:w="5122"/>
+            <w:tcW w:type="dxa" w:w="5131"/>
             <w:vAlign w:val="center"/>
           </w:tcPr>
           <w:p>
@@ -4398,7 +4398,7 @@
       <w:tr>
         <w:tc>
           <w:tcPr>
-            <w:tcW w:type="dxa" w:w="1138"/>
+            <w:tcW w:type="dxa" w:w="1137"/>
             <w:vAlign w:val="center"/>
           </w:tcPr>
           <w:p>
@@ -4418,7 +4418,7 @@
         </w:tc>
         <w:tc>
           <w:tcPr>
-            <w:tcW w:type="dxa" w:w="2244"/>
+            <w:tcW w:type="dxa" w:w="2237"/>
             <w:vAlign w:val="center"/>
           </w:tcPr>
           <w:p>
@@ -4438,7 +4438,7 @@
         </w:tc>
         <w:tc>
           <w:tcPr>
-            <w:tcW w:type="dxa" w:w="1247"/>
+            <w:tcW w:type="dxa" w:w="1246"/>
             <w:vAlign w:val="center"/>
           </w:tcPr>
           <w:p>
@@ -4458,7 +4458,7 @@
         </w:tc>
         <w:tc>
           <w:tcPr>
-            <w:tcW w:type="dxa" w:w="5122"/>
+            <w:tcW w:type="dxa" w:w="5131"/>
             <w:vAlign w:val="center"/>
           </w:tcPr>
           <w:p>
@@ -4480,7 +4480,7 @@
       <w:tr>
         <w:tc>
           <w:tcPr>
-            <w:tcW w:type="dxa" w:w="1138"/>
+            <w:tcW w:type="dxa" w:w="1137"/>
             <w:vAlign w:val="center"/>
           </w:tcPr>
           <w:p>
@@ -4500,7 +4500,7 @@
         </w:tc>
         <w:tc>
           <w:tcPr>
-            <w:tcW w:type="dxa" w:w="2244"/>
+            <w:tcW w:type="dxa" w:w="2237"/>
             <w:vAlign w:val="center"/>
           </w:tcPr>
           <w:p>
@@ -4520,7 +4520,7 @@
         </w:tc>
         <w:tc>
           <w:tcPr>
-            <w:tcW w:type="dxa" w:w="1247"/>
+            <w:tcW w:type="dxa" w:w="1246"/>
             <w:vAlign w:val="center"/>
           </w:tcPr>
           <w:p>
@@ -4540,7 +4540,7 @@
         </w:tc>
         <w:tc>
           <w:tcPr>
-            <w:tcW w:type="dxa" w:w="5122"/>
+            <w:tcW w:type="dxa" w:w="5131"/>
             <w:vAlign w:val="center"/>
           </w:tcPr>
           <w:p>
@@ -4571,7 +4571,7 @@
       <w:tr>
         <w:tc>
           <w:tcPr>
-            <w:tcW w:type="dxa" w:w="1138"/>
+            <w:tcW w:type="dxa" w:w="1137"/>
             <w:vAlign w:val="center"/>
           </w:tcPr>
           <w:p>
@@ -4591,7 +4591,7 @@
         </w:tc>
         <w:tc>
           <w:tcPr>
-            <w:tcW w:type="dxa" w:w="2244"/>
+            <w:tcW w:type="dxa" w:w="2237"/>
             <w:vAlign w:val="center"/>
           </w:tcPr>
           <w:p>
@@ -4611,7 +4611,7 @@
         </w:tc>
         <w:tc>
           <w:tcPr>
-            <w:tcW w:type="dxa" w:w="1247"/>
+            <w:tcW w:type="dxa" w:w="1246"/>
             <w:vAlign w:val="center"/>
           </w:tcPr>
           <w:p>
@@ -4631,7 +4631,7 @@
         </w:tc>
         <w:tc>
           <w:tcPr>
-            <w:tcW w:type="dxa" w:w="5122"/>
+            <w:tcW w:type="dxa" w:w="5131"/>
             <w:vAlign w:val="center"/>
           </w:tcPr>
           <w:p>
@@ -4653,7 +4653,7 @@
       <w:tr>
         <w:tc>
           <w:tcPr>
-            <w:tcW w:type="dxa" w:w="1138"/>
+            <w:tcW w:type="dxa" w:w="1137"/>
             <w:vAlign w:val="center"/>
           </w:tcPr>
           <w:p>
@@ -4673,7 +4673,7 @@
         </w:tc>
         <w:tc>
           <w:tcPr>
-            <w:tcW w:type="dxa" w:w="2244"/>
+            <w:tcW w:type="dxa" w:w="2237"/>
             <w:vAlign w:val="center"/>
           </w:tcPr>
           <w:p>
@@ -4693,7 +4693,7 @@
         </w:tc>
         <w:tc>
           <w:tcPr>
-            <w:tcW w:type="dxa" w:w="1247"/>
+            <w:tcW w:type="dxa" w:w="1246"/>
             <w:vAlign w:val="center"/>
           </w:tcPr>
           <w:p>
@@ -4713,7 +4713,7 @@
         </w:tc>
         <w:tc>
           <w:tcPr>
-            <w:tcW w:type="dxa" w:w="5122"/>
+            <w:tcW w:type="dxa" w:w="5131"/>
             <w:vAlign w:val="center"/>
           </w:tcPr>
           <w:p>
@@ -4735,7 +4735,7 @@
       <w:tr>
         <w:tc>
           <w:tcPr>
-            <w:tcW w:type="dxa" w:w="1138"/>
+            <w:tcW w:type="dxa" w:w="1137"/>
             <w:vAlign w:val="center"/>
           </w:tcPr>
           <w:p>
@@ -4755,7 +4755,7 @@
         </w:tc>
         <w:tc>
           <w:tcPr>
-            <w:tcW w:type="dxa" w:w="2244"/>
+            <w:tcW w:type="dxa" w:w="2237"/>
             <w:vAlign w:val="center"/>
           </w:tcPr>
           <w:p>
@@ -4775,7 +4775,7 @@
         </w:tc>
         <w:tc>
           <w:tcPr>
-            <w:tcW w:type="dxa" w:w="1247"/>
+            <w:tcW w:type="dxa" w:w="1246"/>
             <w:vAlign w:val="center"/>
           </w:tcPr>
           <w:p>
@@ -4795,7 +4795,7 @@
         </w:tc>
         <w:tc>
           <w:tcPr>
-            <w:tcW w:type="dxa" w:w="5122"/>
+            <w:tcW w:type="dxa" w:w="5131"/>
             <w:vAlign w:val="center"/>
           </w:tcPr>
           <w:p>
@@ -4835,7 +4835,7 @@
       <w:tr>
         <w:tc>
           <w:tcPr>
-            <w:tcW w:type="dxa" w:w="1138"/>
+            <w:tcW w:type="dxa" w:w="1137"/>
             <w:vAlign w:val="center"/>
           </w:tcPr>
           <w:p>
@@ -4855,7 +4855,7 @@
         </w:tc>
         <w:tc>
           <w:tcPr>
-            <w:tcW w:type="dxa" w:w="2244"/>
+            <w:tcW w:type="dxa" w:w="2237"/>
             <w:vAlign w:val="center"/>
           </w:tcPr>
           <w:p>
@@ -4875,7 +4875,7 @@
         </w:tc>
         <w:tc>
           <w:tcPr>
-            <w:tcW w:type="dxa" w:w="1247"/>
+            <w:tcW w:type="dxa" w:w="1246"/>
             <w:vAlign w:val="center"/>
           </w:tcPr>
           <w:p>
@@ -4895,7 +4895,7 @@
         </w:tc>
         <w:tc>
           <w:tcPr>
-            <w:tcW w:type="dxa" w:w="5122"/>
+            <w:tcW w:type="dxa" w:w="5131"/>
             <w:vAlign w:val="center"/>
           </w:tcPr>
           <w:p>
@@ -4917,7 +4917,7 @@
       <w:tr>
         <w:tc>
           <w:tcPr>
-            <w:tcW w:type="dxa" w:w="1138"/>
+            <w:tcW w:type="dxa" w:w="1137"/>
             <w:vAlign w:val="center"/>
           </w:tcPr>
           <w:p>
@@ -4937,7 +4937,7 @@
         </w:tc>
         <w:tc>
           <w:tcPr>
-            <w:tcW w:type="dxa" w:w="2244"/>
+            <w:tcW w:type="dxa" w:w="2237"/>
             <w:vAlign w:val="center"/>
           </w:tcPr>
           <w:p>
@@ -4957,7 +4957,7 @@
         </w:tc>
         <w:tc>
           <w:tcPr>
-            <w:tcW w:type="dxa" w:w="1247"/>
+            <w:tcW w:type="dxa" w:w="1246"/>
             <w:vAlign w:val="center"/>
           </w:tcPr>
           <w:p>
@@ -4977,7 +4977,7 @@
         </w:tc>
         <w:tc>
           <w:tcPr>
-            <w:tcW w:type="dxa" w:w="5122"/>
+            <w:tcW w:type="dxa" w:w="5131"/>
             <w:vAlign w:val="center"/>
           </w:tcPr>
           <w:p>
@@ -4991,7 +4991,7 @@
                 <w:i w:val="0"/>
                 <w:sz w:val="17"/>
               </w:rPr>
-              <w:t>9月29日に、お預かりした調査結果報告書の原本（104頁）と集計値を1件ずつ突き合わせ、認知症の設問の項目名を訂正した。</w:t>
+              <w:t>9月29日に、お預かりした調査結果報告書の原本（104頁）と集計値を1件ずつ突き合わせ、認知症の設問の項目名を原本に合わせた。</w:t>
             </w:r>
             <w:r>
               <w:rPr>
@@ -5008,7 +5008,7 @@
       <w:tr>
         <w:tc>
           <w:tcPr>
-            <w:tcW w:type="dxa" w:w="1138"/>
+            <w:tcW w:type="dxa" w:w="1137"/>
             <w:vAlign w:val="center"/>
           </w:tcPr>
           <w:p>
@@ -5028,7 +5028,7 @@
         </w:tc>
         <w:tc>
           <w:tcPr>
-            <w:tcW w:type="dxa" w:w="2244"/>
+            <w:tcW w:type="dxa" w:w="2237"/>
             <w:vAlign w:val="center"/>
           </w:tcPr>
           <w:p>
@@ -5066,7 +5066,7 @@
         </w:tc>
         <w:tc>
           <w:tcPr>
-            <w:tcW w:type="dxa" w:w="1247"/>
+            <w:tcW w:type="dxa" w:w="1246"/>
             <w:vAlign w:val="center"/>
           </w:tcPr>
           <w:p>
@@ -5086,7 +5086,7 @@
         </w:tc>
         <w:tc>
           <w:tcPr>
-            <w:tcW w:type="dxa" w:w="5122"/>
+            <w:tcW w:type="dxa" w:w="5131"/>
             <w:vAlign w:val="center"/>
           </w:tcPr>
           <w:p>
